--- a/第2周作业-陈萱欣-完成版.docx
+++ b/第2周作业-陈萱欣-完成版.docx
@@ -1527,12 +1527,38 @@
         <w:spacing w:after="120" w:line="336" w:lineRule="auto"/>
       </w:pPr>
       <w:r>
-        <w:rPr>
-          <w:rFonts w:ascii="微软雅黑" w:hAnsi="微软雅黑" w:eastAsia="微软雅黑"/>
-          <w:b/>
-          <w:sz w:val="21"/>
-        </w:rPr>
-        <w:t>【此处粘贴本地首次推送成功后的终端截图】</w:t>
+        <w:drawing>
+          <wp:inline xmlns:a="http://schemas.openxmlformats.org/drawingml/2006/main" xmlns:pic="http://schemas.openxmlformats.org/drawingml/2006/picture">
+            <wp:extent cx="5580000" cy="3138750"/>
+            <wp:docPr id="5" name="Picture 5"/>
+            <wp:cNvGraphicFramePr>
+              <a:graphicFrameLocks noChangeAspect="1"/>
+            </wp:cNvGraphicFramePr>
+            <a:graphic>
+              <a:graphicData uri="http://schemas.openxmlformats.org/drawingml/2006/picture">
+                <pic:pic>
+                  <pic:nvPicPr>
+                    <pic:cNvPr id="0" name="05_git_push.png"/>
+                    <pic:cNvPicPr/>
+                  </pic:nvPicPr>
+                  <pic:blipFill>
+                    <a:blip r:embed="rId13"/>
+                    <a:stretch>
+                      <a:fillRect/>
+                    </a:stretch>
+                  </pic:blipFill>
+                  <pic:spPr>
+                    <a:xfrm>
+                      <a:off x="0" y="0"/>
+                      <a:ext cx="5580000" cy="3138750"/>
+                    </a:xfrm>
+                    <a:prstGeom prst="rect"/>
+                  </pic:spPr>
+                </pic:pic>
+              </a:graphicData>
+            </a:graphic>
+          </wp:inline>
+        </w:drawing>
       </w:r>
     </w:p>
     <w:p>
